--- a/submissions/ChronoSafe-Drive/docs/TECHNICAL_REPORT.docx
+++ b/submissions/ChronoSafe-Drive/docs/TECHNICAL_REPORT.docx
@@ -6971,7 +6971,7 @@
                 <w:color w:val="475569"/>
                 <w:sz w:val="17"/>
               </w:rPr>
-              <w:t>Public 3-5 minute video</w:t>
+              <w:t>Public English video no longer than 3 minutes</w:t>
             </w:r>
           </w:p>
         </w:tc>
